--- a/4.质量管理/2.运行记录类文件/HXDL-ITSS-0418 运维服务质量管理报告.docx
+++ b/4.质量管理/2.运行记录类文件/HXDL-ITSS-0418 运维服务质量管理报告.docx
@@ -1092,7 +1092,7 @@
                 <w:spacing w:val="-1"/>
                 <w:lang w:eastAsia="zh-CN"/>
               </w:rPr>
-              <w:t>2026.01</w:t>
+              <w:t>2026.1</w:t>
             </w:r>
             <w:r>
               <w:rPr>
@@ -1142,7 +1142,7 @@
                 <w:spacing w:val="-1"/>
                 <w:lang w:eastAsia="zh-CN"/>
               </w:rPr>
-              <w:t>2026.01</w:t>
+              <w:t>2026.1</w:t>
             </w:r>
             <w:r>
               <w:rPr>
@@ -1192,7 +1192,7 @@
                 <w:spacing w:val="-1"/>
                 <w:lang w:eastAsia="zh-CN"/>
               </w:rPr>
-              <w:t>2026.01</w:t>
+              <w:t>2026.1</w:t>
             </w:r>
             <w:r>
               <w:rPr>
@@ -2826,8 +2826,6 @@
         </w:rPr>
         <w:t>地</w:t>
       </w:r>
-      <w:bookmarkStart w:id="7" w:name="_GoBack"/>
-      <w:bookmarkEnd w:id="7"/>
       <w:r>
         <w:t>推动公司持续发展。</w:t>
       </w:r>
@@ -3091,7 +3089,16 @@
           <w:rFonts w:hint="eastAsia"/>
           <w:lang w:val="en-US" w:eastAsia="zh-CN"/>
         </w:rPr>
-        <w:t>针对最终软件库第一、二季度未达到考核指标的情况，由质量部加强监督，相关部门组织培训《最终软件库管理制度》并进行考核。</w:t>
+        <w:t>针对2025年第三季度最终软件库</w:t>
+      </w:r>
+      <w:bookmarkStart w:id="7" w:name="_GoBack"/>
+      <w:bookmarkEnd w:id="7"/>
+      <w:r>
+        <w:rPr>
+          <w:rFonts w:hint="eastAsia"/>
+          <w:lang w:val="en-US" w:eastAsia="zh-CN"/>
+        </w:rPr>
+        <w:t>未达到考核指标的情况，由质量部加强监督，相关部门组织培训《最终软件库管理制度》并进行考核。</w:t>
       </w:r>
     </w:p>
     <w:p>
